--- a/04_Manuscripts/How_Outcome_Definition_Changes_Ecological_Inference_20260618.docx
+++ b/04_Manuscripts/How_Outcome_Definition_Changes_Ecological_Inference_20260618.docx
@@ -902,7 +902,7 @@
           <w:sz w:val="22"/>
           <w:szCs w:val="22"/>
         </w:rPr>
-        <w:t>The NDB Open Data used in this analysis are publicly available from the Ministry of Health, Labour and Welfare of Japan (https://www.mhlw.go.jp/stf/seisakunitsuite/bunya/0000177182.html). Analysis code is available from the corresponding author upon reasonable request.</w:t>
+        <w:t>The NDB Open Data used in this analysis are publicly available from the Ministry of Health, Labour and Welfare of Japan (https://www.mhlw.go.jp/stf/seisakunitsuite/bunya/0000177182.html). Analysis code is openly available on GitHub (https://github.com/haruki00430/NDB_pollen_allergy) and archived on Zenodo (https://doi.org/10.5281/zenodo.20747801).</w:t>
       </w:r>
     </w:p>
     <w:p>
